--- a/backend_api/templates/presentation_crane_inspection.docx
+++ b/backend_api/templates/presentation_crane_inspection.docx
@@ -2,26 +2,6 @@
 <file path=word/document.xml><?xml version="1.0" encoding="utf-8"?>
 <w:document xmlns:wpc="http://schemas.microsoft.com/office/word/2010/wordprocessingCanvas" xmlns:cx="http://schemas.microsoft.com/office/drawing/2014/chartex" xmlns:cx1="http://schemas.microsoft.com/office/drawing/2015/9/8/chartex" xmlns:cx2="http://schemas.microsoft.com/office/drawing/2015/10/21/chartex" xmlns:cx3="http://schemas.microsoft.com/office/drawing/2016/5/9/chartex" xmlns:cx4="http://schemas.microsoft.com/office/drawing/2016/5/10/chartex" xmlns:cx5="http://schemas.microsoft.com/office/drawing/2016/5/11/chartex" xmlns:cx6="http://schemas.microsoft.com/office/drawing/2016/5/12/chartex" xmlns:cx7="http://schemas.microsoft.com/office/drawing/2016/5/13/chartex" xmlns:cx8="http://schemas.microsoft.com/office/drawing/2016/5/14/chartex" xmlns:mc="http://schemas.openxmlformats.org/markup-compatibility/2006" xmlns:aink="http://schemas.microsoft.com/office/drawing/2016/ink" xmlns:am3d="http://schemas.microsoft.com/office/drawing/2017/model3d" xmlns:o="urn:schemas-microsoft-com:office:office" xmlns:oel="http://schemas.microsoft.com/office/2019/extlst" xmlns:r="http://schemas.openxmlformats.org/officeDocument/2006/relationships" xmlns:m="http://schemas.openxmlformats.org/officeDocument/2006/math" xmlns:v="urn:schemas-microsoft-com:vml" xmlns:wp14="http://schemas.microsoft.com/office/word/2010/wordprocessingDrawing" xmlns:wp="http://schemas.openxmlformats.org/drawingml/2006/wordprocessingDrawing" xmlns:w10="urn:schemas-microsoft-com:office:word" xmlns:w="http://schemas.openxmlformats.org/wordprocessingml/2006/main" xmlns:w14="http://schemas.microsoft.com/office/word/2010/wordml" xmlns:w15="http://schemas.microsoft.com/office/word/2012/wordml" xmlns:w16cex="http://schemas.microsoft.com/office/word/2018/wordml/cex" xmlns:w16cid="http://schemas.microsoft.com/office/word/2016/wordml/cid" xmlns:w16="http://schemas.microsoft.com/office/word/2018/wordml" xmlns:w16du="http://schemas.microsoft.com/office/word/2023/wordml/word16du" xmlns:w16sdtdh="http://schemas.microsoft.com/office/word/2020/wordml/sdtdatahash" xmlns:w16sdtfl="http://schemas.microsoft.com/office/word/2024/wordml/sdtformatlock" xmlns:w16se="http://schemas.microsoft.com/office/word/2015/wordml/symex" xmlns:wpg="http://schemas.microsoft.com/office/word/2010/wordprocessingGroup" xmlns:wpi="http://schemas.microsoft.com/office/word/2010/wordprocessingInk" xmlns:wne="http://schemas.microsoft.com/office/word/2006/wordml" xmlns:wps="http://schemas.microsoft.com/office/word/2010/wordprocessingShape" mc:Ignorable="w14 w15 w16se w16cid w16 w16cex w16sdtdh w16sdtfl w16du wp14">
   <w:body>
-    <w:p>
-      <w:pPr>
-        <w:jc w:val="center"/>
-        <w:rPr>
-          <w:rFonts w:ascii="Bookman Old Style" w:hAnsi="Bookman Old Style"/>
-          <w:b/>
-          <w:sz w:val="56"/>
-          <w:szCs w:val="56"/>
-        </w:rPr>
-      </w:pPr>
-      <w:r>
-        <w:rPr>
-          <w:rFonts w:ascii="Bookman Old Style" w:hAnsi="Bookman Old Style"/>
-          <w:b/>
-          <w:sz w:val="56"/>
-          <w:szCs w:val="56"/>
-        </w:rPr>
-        <w:t xml:space="preserve">CRANE INSPECTION REPORT </w:t>
-      </w:r>
-    </w:p>
     <w:p>
       <w:pPr>
         <w:rPr>
@@ -47,13 +27,12 @@
             </w14:srgbClr>
           </w14:shadow>
         </w:rPr>
-        <w:t xml:space="preserve">                                                              </w:t>
-      </w:r>
-      <w:r>
-        <w:rPr>
-          <w:rFonts w:ascii="Arial" w:hAnsi="Arial" w:cs="Arial"/>
-          <w:b/>
-          <w:color w:val="0000FF"/>
+        <w:t xml:space="preserve">                                                           CERT Nº</w:t>
+      </w:r>
+      <w:r>
+        <w:rPr>
+          <w:rFonts w:ascii="Arial" w:hAnsi="Arial" w:cs="Arial"/>
+          <w:color w:val="000000"/>
           <w:spacing w:val="22"/>
           <w14:shadow w14:blurRad="50800" w14:dist="38100" w14:dir="2700000" w14:sx="100000" w14:sy="100000" w14:kx="0" w14:ky="0" w14:algn="tl">
             <w14:srgbClr w14:val="000000">
@@ -61,19 +40,6 @@
             </w14:srgbClr>
           </w14:shadow>
         </w:rPr>
-        <w:t>CERT Nº</w:t>
-      </w:r>
-      <w:r>
-        <w:rPr>
-          <w:rFonts w:ascii="Arial" w:hAnsi="Arial" w:cs="Arial"/>
-          <w:color w:val="000000"/>
-          <w:spacing w:val="22"/>
-          <w14:shadow w14:blurRad="50800" w14:dist="38100" w14:dir="2700000" w14:sx="100000" w14:sy="100000" w14:kx="0" w14:ky="0" w14:algn="tl">
-            <w14:srgbClr w14:val="000000">
-              <w14:alpha w14:val="60000"/>
-            </w14:srgbClr>
-          </w14:shadow>
-        </w:rPr>
         <w:t xml:space="preserve"> </w:t>
       </w:r>
       <w:r>
@@ -86,7 +52,33 @@
           <w:szCs w:val="22"/>
           <w:lang w:eastAsia="en-US"/>
         </w:rPr>
-        <w:t>{report_number}</w:t>
+        <w:t>{</w:t>
+      </w:r>
+      <w:proofErr w:type="spellStart"/>
+      <w:r>
+        <w:rPr>
+          <w:rFonts w:ascii="Calibri" w:eastAsia="Calibri" w:hAnsi="Calibri" w:cs="Arial"/>
+          <w:b/>
+          <w:color w:val="000000"/>
+          <w:spacing w:val="22"/>
+          <w:sz w:val="20"/>
+          <w:szCs w:val="22"/>
+          <w:lang w:eastAsia="en-US"/>
+        </w:rPr>
+        <w:t>report_number</w:t>
+      </w:r>
+      <w:proofErr w:type="spellEnd"/>
+      <w:r>
+        <w:rPr>
+          <w:rFonts w:ascii="Calibri" w:eastAsia="Calibri" w:hAnsi="Calibri" w:cs="Arial"/>
+          <w:b/>
+          <w:color w:val="000000"/>
+          <w:spacing w:val="22"/>
+          <w:sz w:val="20"/>
+          <w:szCs w:val="22"/>
+          <w:lang w:eastAsia="en-US"/>
+        </w:rPr>
+        <w:t>}</w:t>
       </w:r>
     </w:p>
     <w:p/>
@@ -115,18 +107,7 @@
           <w:sz w:val="32"/>
           <w:szCs w:val="32"/>
         </w:rPr>
-        <w:t xml:space="preserve">                                 </w:t>
-      </w:r>
-      <w:r>
-        <w:rPr>
-          <w:rFonts w:ascii="Arial" w:hAnsi="Arial" w:cs="Arial"/>
-          <w:b/>
-          <w:bCs/>
-          <w:color w:val="000000"/>
-          <w:sz w:val="32"/>
-          <w:szCs w:val="32"/>
-        </w:rPr>
-        <w:t>{vessel}</w:t>
+        <w:t xml:space="preserve">                                 {vessel}</w:t>
       </w:r>
     </w:p>
     <w:p>
@@ -151,28 +132,20 @@
         </w:rPr>
         <w:t xml:space="preserve">                                   </w:t>
       </w:r>
-      <w:r>
-        <w:rPr>
-          <w:rFonts w:ascii="Arial" w:hAnsi="Arial" w:cs="Arial"/>
-          <w:b/>
-          <w:bCs/>
-          <w:color w:val="000000"/>
-          <w:sz w:val="32"/>
-          <w:szCs w:val="32"/>
-        </w:rPr>
-        <w:t xml:space="preserve">GRT: </w:t>
-      </w:r>
-      <w:r>
-        <w:rPr>
-          <w:rFonts w:ascii="Arial" w:hAnsi="Arial" w:cs="Arial"/>
-          <w:b/>
-          <w:bCs/>
-          <w:color w:val="000000"/>
-          <w:sz w:val="32"/>
-          <w:szCs w:val="32"/>
-        </w:rPr>
-        <w:t>{</w:t>
-      </w:r>
+      <w:proofErr w:type="gramStart"/>
+      <w:r>
+        <w:rPr>
+          <w:rFonts w:ascii="Arial" w:hAnsi="Arial" w:cs="Arial"/>
+          <w:b/>
+          <w:bCs/>
+          <w:color w:val="000000"/>
+          <w:sz w:val="32"/>
+          <w:szCs w:val="32"/>
+        </w:rPr>
+        <w:t>GRT: {</w:t>
+      </w:r>
+      <w:proofErr w:type="spellStart"/>
+      <w:proofErr w:type="gramEnd"/>
       <w:r>
         <w:rPr>
           <w:rFonts w:ascii="Arial" w:hAnsi="Arial" w:cs="Arial"/>
@@ -184,6 +157,7 @@
         </w:rPr>
         <w:t>grt</w:t>
       </w:r>
+      <w:proofErr w:type="spellEnd"/>
       <w:r>
         <w:rPr>
           <w:rFonts w:ascii="Arial" w:hAnsi="Arial" w:cs="Arial"/>
@@ -218,6 +192,7 @@
         </w:rPr>
         <w:t xml:space="preserve">                                   </w:t>
       </w:r>
+      <w:proofErr w:type="gramStart"/>
       <w:r>
         <w:rPr>
           <w:rFonts w:ascii="Arial" w:hAnsi="Arial" w:cs="Arial"/>
@@ -240,6 +215,8 @@
         </w:rPr>
         <w:t>{</w:t>
       </w:r>
+      <w:proofErr w:type="spellStart"/>
+      <w:proofErr w:type="gramEnd"/>
       <w:r>
         <w:rPr>
           <w:rFonts w:ascii="Arial" w:hAnsi="Arial" w:cs="Arial"/>
@@ -251,6 +228,7 @@
         </w:rPr>
         <w:t>nrt</w:t>
       </w:r>
+      <w:proofErr w:type="spellEnd"/>
       <w:r>
         <w:rPr>
           <w:rFonts w:ascii="Arial" w:hAnsi="Arial" w:cs="Arial"/>
@@ -293,19 +271,7 @@
           <w:szCs w:val="32"/>
           <w:lang w:val="en-GB"/>
         </w:rPr>
-        <w:t xml:space="preserve">TO: </w:t>
-      </w:r>
-      <w:r>
-        <w:rPr>
-          <w:rFonts w:ascii="Arial" w:hAnsi="Arial" w:cs="Arial"/>
-          <w:b/>
-          <w:bCs/>
-          <w:color w:val="000000"/>
-          <w:sz w:val="32"/>
-          <w:szCs w:val="32"/>
-          <w:lang w:val="en-GB"/>
-        </w:rPr>
-        <w:t>{</w:t>
+        <w:t>TO: {</w:t>
       </w:r>
       <w:r>
         <w:rPr>
@@ -393,7 +359,6 @@
           <w:color w:val="000000"/>
           <w:sz w:val="32"/>
           <w:szCs w:val="32"/>
-          <w:lang w:val="es-CR"/>
         </w:rPr>
       </w:pPr>
       <w:r>
@@ -404,77 +369,37 @@
           <w:color w:val="000000"/>
           <w:sz w:val="32"/>
           <w:szCs w:val="32"/>
-          <w:lang w:val="es-CR"/>
-        </w:rPr>
-        <w:t xml:space="preserve">PUERTO </w:t>
-      </w:r>
-      <w:r>
-        <w:rPr>
-          <w:rFonts w:ascii="Arial" w:hAnsi="Arial" w:cs="Arial"/>
-          <w:b/>
-          <w:bCs/>
-          <w:color w:val="000000"/>
-          <w:sz w:val="32"/>
-          <w:szCs w:val="32"/>
-          <w:lang w:val="es-CR"/>
-        </w:rPr>
-        <w:t>{port}</w:t>
-      </w:r>
-      <w:r>
-        <w:rPr>
-          <w:rFonts w:ascii="Arial" w:hAnsi="Arial" w:cs="Arial"/>
-          <w:b/>
-          <w:bCs/>
-          <w:color w:val="000000"/>
-          <w:sz w:val="32"/>
-          <w:szCs w:val="32"/>
-          <w:lang w:val="es-CR"/>
-        </w:rPr>
-        <w:t xml:space="preserve">– </w:t>
-      </w:r>
-      <w:r>
-        <w:rPr>
-          <w:rFonts w:ascii="Arial" w:hAnsi="Arial" w:cs="Arial"/>
-          <w:b/>
-          <w:bCs/>
-          <w:color w:val="000000"/>
-          <w:sz w:val="32"/>
-          <w:szCs w:val="32"/>
-          <w:lang w:val="es-CR"/>
-        </w:rPr>
-        <w:t>{country}</w:t>
-      </w:r>
-      <w:r>
-        <w:rPr>
-          <w:rFonts w:ascii="Arial" w:hAnsi="Arial" w:cs="Arial"/>
-          <w:b/>
-          <w:bCs/>
-          <w:color w:val="000000"/>
-          <w:sz w:val="32"/>
-          <w:szCs w:val="32"/>
-          <w:lang w:val="es-CR"/>
-        </w:rPr>
-        <w:t xml:space="preserve">, </w:t>
-      </w:r>
-      <w:r>
-        <w:rPr>
-          <w:rFonts w:ascii="Arial" w:hAnsi="Arial" w:cs="Arial"/>
-          <w:b/>
-          <w:bCs/>
-          <w:color w:val="000000"/>
-          <w:sz w:val="32"/>
-          <w:szCs w:val="32"/>
-          <w:lang w:val="es-CR"/>
-        </w:rPr>
-        <w:t>{intro_inspection_date}</w:t>
+        </w:rPr>
+        <w:t>PUERTO {port}– {country}, {</w:t>
+      </w:r>
+      <w:proofErr w:type="spellStart"/>
+      <w:r>
+        <w:rPr>
+          <w:rFonts w:ascii="Arial" w:hAnsi="Arial" w:cs="Arial"/>
+          <w:b/>
+          <w:bCs/>
+          <w:color w:val="000000"/>
+          <w:sz w:val="32"/>
+          <w:szCs w:val="32"/>
+        </w:rPr>
+        <w:t>intro_inspection_date</w:t>
+      </w:r>
+      <w:proofErr w:type="spellEnd"/>
+      <w:r>
+        <w:rPr>
+          <w:rFonts w:ascii="Arial" w:hAnsi="Arial" w:cs="Arial"/>
+          <w:b/>
+          <w:bCs/>
+          <w:color w:val="000000"/>
+          <w:sz w:val="32"/>
+          <w:szCs w:val="32"/>
+        </w:rPr>
+        <w:t>}</w:t>
       </w:r>
     </w:p>
     <w:p>
       <w:pPr>
         <w:jc w:val="center"/>
-        <w:rPr>
-          <w:lang w:val="es-CR"/>
-        </w:rPr>
       </w:pPr>
     </w:p>
     <w:p>
@@ -770,23 +695,29 @@
 <w:hdr xmlns:wpc="http://schemas.microsoft.com/office/word/2010/wordprocessingCanvas" xmlns:cx="http://schemas.microsoft.com/office/drawing/2014/chartex" xmlns:cx1="http://schemas.microsoft.com/office/drawing/2015/9/8/chartex" xmlns:cx2="http://schemas.microsoft.com/office/drawing/2015/10/21/chartex" xmlns:cx3="http://schemas.microsoft.com/office/drawing/2016/5/9/chartex" xmlns:cx4="http://schemas.microsoft.com/office/drawing/2016/5/10/chartex" xmlns:cx5="http://schemas.microsoft.com/office/drawing/2016/5/11/chartex" xmlns:cx6="http://schemas.microsoft.com/office/drawing/2016/5/12/chartex" xmlns:cx7="http://schemas.microsoft.com/office/drawing/2016/5/13/chartex" xmlns:cx8="http://schemas.microsoft.com/office/drawing/2016/5/14/chartex" xmlns:mc="http://schemas.openxmlformats.org/markup-compatibility/2006" xmlns:aink="http://schemas.microsoft.com/office/drawing/2016/ink" xmlns:am3d="http://schemas.microsoft.com/office/drawing/2017/model3d" xmlns:o="urn:schemas-microsoft-com:office:office" xmlns:oel="http://schemas.microsoft.com/office/2019/extlst" xmlns:r="http://schemas.openxmlformats.org/officeDocument/2006/relationships" xmlns:m="http://schemas.openxmlformats.org/officeDocument/2006/math" xmlns:v="urn:schemas-microsoft-com:vml" xmlns:wp14="http://schemas.microsoft.com/office/word/2010/wordprocessingDrawing" xmlns:wp="http://schemas.openxmlformats.org/drawingml/2006/wordprocessingDrawing" xmlns:w10="urn:schemas-microsoft-com:office:word" xmlns:w="http://schemas.openxmlformats.org/wordprocessingml/2006/main" xmlns:w14="http://schemas.microsoft.com/office/word/2010/wordml" xmlns:w15="http://schemas.microsoft.com/office/word/2012/wordml" xmlns:w16cex="http://schemas.microsoft.com/office/word/2018/wordml/cex" xmlns:w16cid="http://schemas.microsoft.com/office/word/2016/wordml/cid" xmlns:w16="http://schemas.microsoft.com/office/word/2018/wordml" xmlns:w16du="http://schemas.microsoft.com/office/word/2023/wordml/word16du" xmlns:w16sdtdh="http://schemas.microsoft.com/office/word/2020/wordml/sdtdatahash" xmlns:w16sdtfl="http://schemas.microsoft.com/office/word/2024/wordml/sdtformatlock" xmlns:w16se="http://schemas.microsoft.com/office/word/2015/wordml/symex" xmlns:wpg="http://schemas.microsoft.com/office/word/2010/wordprocessingGroup" xmlns:wpi="http://schemas.microsoft.com/office/word/2010/wordprocessingInk" xmlns:wne="http://schemas.microsoft.com/office/word/2006/wordml" xmlns:wps="http://schemas.microsoft.com/office/word/2010/wordprocessingShape" mc:Ignorable="w14 w15 w16se w16cid w16 w16cex w16sdtdh w16sdtfl w16du wp14">
   <w:p>
     <w:pPr>
-      <w:pStyle w:val="Header"/>
+      <w:jc w:val="center"/>
+      <w:rPr>
+        <w:rFonts w:ascii="Bookman Old Style" w:hAnsi="Bookman Old Style"/>
+        <w:b/>
+        <w:sz w:val="56"/>
+        <w:szCs w:val="56"/>
+      </w:rPr>
     </w:pPr>
     <w:r>
       <w:rPr>
         <w:noProof/>
       </w:rPr>
       <w:drawing>
-        <wp:anchor distT="0" distB="0" distL="114300" distR="114300" simplePos="0" relativeHeight="251659264" behindDoc="1" locked="0" layoutInCell="1" allowOverlap="1" wp14:anchorId="6ADA6A69" wp14:editId="2FFCADF6">
+        <wp:anchor distT="0" distB="0" distL="114300" distR="114300" simplePos="0" relativeHeight="251659264" behindDoc="1" locked="0" layoutInCell="1" allowOverlap="1" wp14:anchorId="6ADA6A69" wp14:editId="2F4962F9">
           <wp:simplePos x="0" y="0"/>
-          <wp:positionH relativeFrom="column">
-            <wp:posOffset>-1080135</wp:posOffset>
+          <wp:positionH relativeFrom="page">
+            <wp:align>left</wp:align>
           </wp:positionH>
           <wp:positionV relativeFrom="paragraph">
-            <wp:posOffset>-448945</wp:posOffset>
+            <wp:posOffset>-441960</wp:posOffset>
           </wp:positionV>
-          <wp:extent cx="7749540" cy="10622280"/>
-          <wp:effectExtent l="0" t="0" r="0" b="0"/>
+          <wp:extent cx="7749540" cy="11033760"/>
+          <wp:effectExtent l="0" t="0" r="3810" b="0"/>
           <wp:wrapNone/>
           <wp:docPr id="1" name="Picture 2"/>
           <wp:cNvGraphicFramePr>
@@ -817,7 +748,7 @@
                 <pic:spPr bwMode="auto">
                   <a:xfrm>
                     <a:off x="0" y="0"/>
-                    <a:ext cx="7749540" cy="10622280"/>
+                    <a:ext cx="7749540" cy="11033760"/>
                   </a:xfrm>
                   <a:prstGeom prst="rect">
                     <a:avLst/>
@@ -839,6 +770,20 @@
         </wp:anchor>
       </w:drawing>
     </w:r>
+    <w:r>
+      <w:rPr>
+        <w:rFonts w:ascii="Bookman Old Style" w:hAnsi="Bookman Old Style"/>
+        <w:b/>
+        <w:sz w:val="56"/>
+        <w:szCs w:val="56"/>
+      </w:rPr>
+      <w:t xml:space="preserve">CRANE INSPECTION REPORT </w:t>
+    </w:r>
+  </w:p>
+  <w:p>
+    <w:pPr>
+      <w:pStyle w:val="Header"/>
+    </w:pPr>
   </w:p>
   <w:p>
     <w:pPr>
@@ -877,6 +822,50 @@
     <w:lsdException w:name="Subtitle" w:qFormat="1"/>
     <w:lsdException w:name="Strong" w:qFormat="1"/>
     <w:lsdException w:name="Emphasis" w:qFormat="1"/>
+    <w:lsdException w:name="Normal Table" w:semiHidden="1" w:unhideWhenUsed="1"/>
+    <w:lsdException w:name="Table Simple 1" w:semiHidden="1" w:unhideWhenUsed="1"/>
+    <w:lsdException w:name="Table Simple 2" w:semiHidden="1" w:unhideWhenUsed="1"/>
+    <w:lsdException w:name="Table Simple 3" w:semiHidden="1" w:unhideWhenUsed="1"/>
+    <w:lsdException w:name="Table Classic 1" w:semiHidden="1" w:unhideWhenUsed="1"/>
+    <w:lsdException w:name="Table Classic 2" w:semiHidden="1" w:unhideWhenUsed="1"/>
+    <w:lsdException w:name="Table Classic 3" w:semiHidden="1" w:unhideWhenUsed="1"/>
+    <w:lsdException w:name="Table Classic 4" w:semiHidden="1" w:unhideWhenUsed="1"/>
+    <w:lsdException w:name="Table Colorful 1" w:semiHidden="1" w:unhideWhenUsed="1"/>
+    <w:lsdException w:name="Table Colorful 2" w:semiHidden="1" w:unhideWhenUsed="1"/>
+    <w:lsdException w:name="Table Colorful 3" w:semiHidden="1" w:unhideWhenUsed="1"/>
+    <w:lsdException w:name="Table Columns 1" w:semiHidden="1" w:unhideWhenUsed="1"/>
+    <w:lsdException w:name="Table Columns 2" w:semiHidden="1" w:unhideWhenUsed="1"/>
+    <w:lsdException w:name="Table Columns 3" w:semiHidden="1" w:unhideWhenUsed="1"/>
+    <w:lsdException w:name="Table Columns 4" w:semiHidden="1" w:unhideWhenUsed="1"/>
+    <w:lsdException w:name="Table Columns 5" w:semiHidden="1" w:unhideWhenUsed="1"/>
+    <w:lsdException w:name="Table Grid 1" w:semiHidden="1" w:unhideWhenUsed="1"/>
+    <w:lsdException w:name="Table Grid 2" w:semiHidden="1" w:unhideWhenUsed="1"/>
+    <w:lsdException w:name="Table Grid 3" w:semiHidden="1" w:unhideWhenUsed="1"/>
+    <w:lsdException w:name="Table Grid 4" w:semiHidden="1" w:unhideWhenUsed="1"/>
+    <w:lsdException w:name="Table Grid 5" w:semiHidden="1" w:unhideWhenUsed="1"/>
+    <w:lsdException w:name="Table Grid 6" w:semiHidden="1" w:unhideWhenUsed="1"/>
+    <w:lsdException w:name="Table Grid 7" w:semiHidden="1" w:unhideWhenUsed="1"/>
+    <w:lsdException w:name="Table Grid 8" w:semiHidden="1" w:unhideWhenUsed="1"/>
+    <w:lsdException w:name="Table List 1" w:semiHidden="1" w:unhideWhenUsed="1"/>
+    <w:lsdException w:name="Table List 2" w:semiHidden="1" w:unhideWhenUsed="1"/>
+    <w:lsdException w:name="Table List 3" w:semiHidden="1" w:unhideWhenUsed="1"/>
+    <w:lsdException w:name="Table List 4" w:semiHidden="1" w:unhideWhenUsed="1"/>
+    <w:lsdException w:name="Table List 5" w:semiHidden="1" w:unhideWhenUsed="1"/>
+    <w:lsdException w:name="Table List 6" w:semiHidden="1" w:unhideWhenUsed="1"/>
+    <w:lsdException w:name="Table List 7" w:semiHidden="1" w:unhideWhenUsed="1"/>
+    <w:lsdException w:name="Table List 8" w:semiHidden="1" w:unhideWhenUsed="1"/>
+    <w:lsdException w:name="Table 3D effects 1" w:semiHidden="1" w:unhideWhenUsed="1"/>
+    <w:lsdException w:name="Table 3D effects 2" w:semiHidden="1" w:unhideWhenUsed="1"/>
+    <w:lsdException w:name="Table 3D effects 3" w:semiHidden="1" w:unhideWhenUsed="1"/>
+    <w:lsdException w:name="Table Contemporary" w:semiHidden="1" w:unhideWhenUsed="1"/>
+    <w:lsdException w:name="Table Elegant" w:semiHidden="1" w:unhideWhenUsed="1"/>
+    <w:lsdException w:name="Table Professional" w:semiHidden="1" w:unhideWhenUsed="1"/>
+    <w:lsdException w:name="Table Subtle 1" w:semiHidden="1" w:unhideWhenUsed="1"/>
+    <w:lsdException w:name="Table Subtle 2" w:semiHidden="1" w:unhideWhenUsed="1"/>
+    <w:lsdException w:name="Table Web 1" w:semiHidden="1" w:unhideWhenUsed="1"/>
+    <w:lsdException w:name="Table Web 2" w:semiHidden="1" w:unhideWhenUsed="1"/>
+    <w:lsdException w:name="Table Web 3" w:semiHidden="1" w:unhideWhenUsed="1"/>
+    <w:lsdException w:name="Table Theme" w:semiHidden="1" w:unhideWhenUsed="1"/>
     <w:lsdException w:name="Placeholder Text" w:semiHidden="1" w:uiPriority="99"/>
     <w:lsdException w:name="No Spacing" w:uiPriority="1" w:qFormat="1"/>
     <w:lsdException w:name="Light Shading" w:uiPriority="60"/>
@@ -1130,11 +1119,15 @@
   </w:style>
   <w:style w:type="character" w:default="1" w:styleId="DefaultParagraphFont">
     <w:name w:val="Default Paragraph Font"/>
+    <w:uiPriority w:val="1"/>
     <w:semiHidden/>
+    <w:unhideWhenUsed/>
   </w:style>
   <w:style w:type="table" w:default="1" w:styleId="TableNormal">
     <w:name w:val="Normal Table"/>
+    <w:uiPriority w:val="99"/>
     <w:semiHidden/>
+    <w:unhideWhenUsed/>
     <w:tblPr>
       <w:tblInd w:w="0" w:type="dxa"/>
       <w:tblCellMar>
@@ -1147,7 +1140,9 @@
   </w:style>
   <w:style w:type="numbering" w:default="1" w:styleId="NoList">
     <w:name w:val="No List"/>
+    <w:uiPriority w:val="99"/>
     <w:semiHidden/>
+    <w:unhideWhenUsed/>
   </w:style>
   <w:style w:type="paragraph" w:styleId="Header">
     <w:name w:val="header"/>

--- a/backend_api/templates/presentation_crane_inspection.docx
+++ b/backend_api/templates/presentation_crane_inspection.docx
@@ -14,6 +14,7 @@
             </w14:srgbClr>
           </w14:shadow>
         </w:rPr>
+        <w:jc w:val="center"/>
       </w:pPr>
       <w:r>
         <w:rPr>
@@ -27,7 +28,7 @@
             </w14:srgbClr>
           </w14:shadow>
         </w:rPr>
-        <w:t xml:space="preserve">                                                           CERT Nº</w:t>
+        <w:t xml:space="preserve">CERT Nº</w:t>
       </w:r>
       <w:r>
         <w:rPr>
@@ -97,6 +98,7 @@
           <w:sz w:val="32"/>
           <w:szCs w:val="32"/>
         </w:rPr>
+        <w:jc w:val="center"/>
       </w:pPr>
       <w:r>
         <w:rPr>
@@ -107,7 +109,7 @@
           <w:sz w:val="32"/>
           <w:szCs w:val="32"/>
         </w:rPr>
-        <w:t xml:space="preserve">                                 {vessel}</w:t>
+        <w:t xml:space="preserve">{vessel}</w:t>
       </w:r>
     </w:p>
     <w:p>
@@ -120,18 +122,8 @@
           <w:sz w:val="32"/>
           <w:szCs w:val="32"/>
         </w:rPr>
+        <w:jc w:val="center"/>
       </w:pPr>
-      <w:r>
-        <w:rPr>
-          <w:rFonts w:ascii="Arial" w:hAnsi="Arial" w:cs="Arial"/>
-          <w:b/>
-          <w:bCs/>
-          <w:color w:val="000000"/>
-          <w:sz w:val="32"/>
-          <w:szCs w:val="32"/>
-        </w:rPr>
-        <w:t xml:space="preserve">                                   </w:t>
-      </w:r>
       <w:proofErr w:type="gramStart"/>
       <w:r>
         <w:rPr>
@@ -180,18 +172,8 @@
           <w:sz w:val="32"/>
           <w:szCs w:val="32"/>
         </w:rPr>
+        <w:jc w:val="center"/>
       </w:pPr>
-      <w:r>
-        <w:rPr>
-          <w:rFonts w:ascii="Arial" w:hAnsi="Arial" w:cs="Arial"/>
-          <w:b/>
-          <w:bCs/>
-          <w:color w:val="000000"/>
-          <w:sz w:val="32"/>
-          <w:szCs w:val="32"/>
-        </w:rPr>
-        <w:t xml:space="preserve">                                   </w:t>
-      </w:r>
       <w:proofErr w:type="gramStart"/>
       <w:r>
         <w:rPr>
@@ -260,6 +242,7 @@
           <w:sz w:val="32"/>
           <w:szCs w:val="32"/>
         </w:rPr>
+        <w:jc w:val="center"/>
       </w:pPr>
       <w:r>
         <w:rPr>
@@ -360,6 +343,7 @@
           <w:sz w:val="32"/>
           <w:szCs w:val="32"/>
         </w:rPr>
+        <w:jc w:val="center"/>
       </w:pPr>
       <w:r>
         <w:rPr>
